--- a/docs/TSG_API_Guidebook.docx
+++ b/docs/TSG_API_Guidebook.docx
@@ -8295,6 +8295,17 @@
       <w:r>
         <w:rPr>
           <w:rFonts w:ascii="Calibri" w:cs="Calibri" w:eastAsia="Calibri" w:hAnsi="Calibri"/>
+        </w:rPr>
+        <w:t xml:space="preserve">replace_accepted (boolean, default false, mode='subset' only) adopts a named version even though ANOTHER version of that scenario is already accepted — the reviewer changed their mind after a regeneration. Without it, that collision is the same 409 duplicate_identity, whose message names both ways forward, so a UI can turn the refusal into a "replace it?" prompt. The replaced version goes back to Accepted=0 with its stamps cleared, plus a scenario_unaccepted ledger row naming what replaced it; its own scenario_accepted row stays, so the trail carries both decisions. Its remediation plan is neither moved nor deleted: it stays on that version, readable at its own scenario_id, and leaves the plan board and the entity register so one risk never shows two plans — accepting that version again brings it back. Sending replace_accepted with mode='all' or 'none' is a 422, so one click can never rewrite decisions the register already carries.</w:t>
+      </w:r>
+    </w:p>
+    <w:p>
+      <w:pPr>
+        <w:spacing w:after="120"/>
+      </w:pPr>
+      <w:r>
+        <w:rPr>
+          <w:rFonts w:ascii="Calibri" w:cs="Calibri" w:eastAsia="Calibri" w:hAnsi="Calibri"/>
           <w:b/>
           <w:bCs/>
           <w:caps/>
@@ -8308,7 +8319,7 @@
         <w:rPr>
           <w:rFonts w:ascii="Calibri" w:cs="Calibri" w:eastAsia="Calibri" w:hAnsi="Calibri"/>
         </w:rPr>
-        <w:t xml:space="preserve"> 404 if session_id unknown/wrong entity, or if a subset id can't be matched at all — details.unacceptable lists each unmatched id and why (e.g. already_accepted, already_rejected, failure_card); 409 accept_conflict with details.reason in {generation_in_progress, session_completed, session_cancelled, duplicate_identity, nothing_to_accept} depending on session state or a subset conflict; 422 if mode='subset' with empty/missing scenario_ids, or scenario_ids supplied under mode='all'/'none'.</w:t>
+        <w:t xml:space="preserve"> 404 if session_id unknown/wrong entity, or if a subset id can't be matched at all — details.unacceptable lists each unmatched id and why (e.g. already_accepted, already_rejected, failure_card); 409 accept_conflict with details.reason in {generation_in_progress, session_completed, session_cancelled, duplicate_identity, nothing_to_accept} depending on session state or a subset conflict; 422 if mode='subset' with empty/missing scenario_ids, scenario_ids supplied under mode='all'/'none', or replace_accepted sent under mode='all'/'none'.</w:t>
       </w:r>
     </w:p>
     <w:p>
@@ -9100,7 +9111,7 @@
         <w:rPr>
           <w:rFonts w:ascii="Calibri" w:cs="Calibri" w:eastAsia="Calibri" w:hAnsi="Calibri"/>
         </w:rPr>
-        <w:t xml:space="preserve">Rebuilds the narrative of one or more EXISTING scenarios in place — siblings untouched, the old version is superseded and nested under the new one. Returns immediately; the rewrite runs asynchronously.</w:t>
+        <w:t xml:space="preserve">Rebuilds the narrative of one or more EXISTING scenarios in place — siblings untouched, the old version is superseded and nested under the new one. Returns immediately; the rewrite runs asynchronously. A rewrite never inherits an accept: regenerating an accepted scenario leaves that decision (and its remediation plan) on the old version until someone accepts the rewrite with replace_accepted or rejects it.</w:t>
       </w:r>
     </w:p>
     <w:p>
@@ -20357,7 +20368,7 @@
         <w:rPr>
           <w:rFonts w:ascii="Calibri" w:cs="Calibri" w:eastAsia="Calibri" w:hAnsi="Calibri"/>
         </w:rPr>
-        <w:t xml:space="preserve"> 404 ("no treatment plan has been requested for this scenario") if the scenario has no active plan at all; 404 ("no such plan version for this scenario") if plan_id is given but doesn't match any version's id for this session+scenario; 409 version_not_active if a historical plan_id is rejected rather than approved; 409 generation_in_progress if a swap/regenerate raced the version-switch's retire step; 409 not_complete if the target plan (active or named) isn't COMPLETE; 422 if decision isn't approved|rejected, comment exceeds 2000 chars, or plan_id isn't a valid GUID.</w:t>
+        <w:t xml:space="preserve"> 404 ("no treatment plan has been requested for this scenario") if the scenario has no active plan at all; 404 ("no such plan version for this scenario") if plan_id is given but doesn't match any version's id for this session+scenario; 409 version_not_active if a historical plan_id is rejected rather than approved; 409 generation_in_progress if a swap/regenerate raced the version-switch's retire step; 409 not_complete if the target plan (active or named) isn't COMPLETE; 409 scenario_not_accepted if the plan's scenario is no longer the accepted version (someone adopted a regeneration with replace_accepted) — the plan stays readable and becomes reviewable again if that version is accepted again, since a verdict belongs only on the version the register carries; 422 if decision isn't approved|rejected, comment exceeds 2000 chars, or plan_id isn't a valid GUID.</w:t>
       </w:r>
     </w:p>
     <w:p>
@@ -25876,7 +25887,7 @@
         <w:rPr>
           <w:rFonts w:ascii="Calibri" w:cs="Calibri" w:eastAsia="Calibri" w:hAnsi="Calibri"/>
         </w:rPr>
-        <w:t xml:space="preserve">The entity-wide remediation register: every active treatment plan across all of the entity's sessions/assets in one page, filterable and sortable newest-first — 'which Critical risks still have no approved plan?'.</w:t>
+        <w:t xml:space="preserve">The entity-wide remediation register: every active treatment plan across all of the entity's sessions/assets in one page, filterable and sortable newest-first — 'which Critical risks still have no approved plan?'. Plans belonging to scenario versions that are no longer accepted (replaced via accept + replace_accepted) are left out, so one risk never appears twice; each stays readable at its own scenario_id and returns here if that version is accepted again.</w:t>
       </w:r>
     </w:p>
     <w:p>

--- a/docs/TSG_API_Guidebook.docx
+++ b/docs/TSG_API_Guidebook.docx
@@ -8296,7 +8296,7 @@
         <w:rPr>
           <w:rFonts w:ascii="Calibri" w:cs="Calibri" w:eastAsia="Calibri" w:hAnsi="Calibri"/>
         </w:rPr>
-        <w:t xml:space="preserve">replace_accepted (boolean, default false, mode='subset' only) adopts a named version even though ANOTHER version of that scenario is already accepted — the reviewer changed their mind after a regeneration. Without it, that collision is the same 409 duplicate_identity, whose message names both ways forward, so a UI can turn the refusal into a "replace it?" prompt. The replaced version goes back to Accepted=0 with its stamps cleared, plus a scenario_unaccepted ledger row naming what replaced it; its own scenario_accepted row stays, so the trail carries both decisions. Its remediation plan is neither moved nor deleted: it stays on that version, readable at its own scenario_id, and leaves the plan board and the entity register so one risk never shows two plans — accepting that version again brings it back. Sending replace_accepted with mode='all' or 'none' is a 422, so one click can never rewrite decisions the register already carries.</w:t>
+        <w:t xml:space="preserve">replace_accepted (boolean, default false, mode='subset' only) adopts a named version even though ANOTHER version of that scenario is already accepted — the reviewer changed their mind after a regeneration. Without it, that collision is the same 409 duplicate_identity, whose message names both ways forward, so a UI can turn the refusal into a "replace it?" prompt. The replaced version goes back to Accepted=0 with its stamps cleared, plus a scenario_unaccepted ledger row naming what replaced it; its own scenario_accepted row stays, so the trail carries both decisions. Its remediation plan is neither moved nor deleted: it stays on that version, readable at its own scenario_id, and leaves the plan board and the entity register so one risk never shows two plans — accepting that version again brings it back. Sending replace_accepted with mode='all' or 'none' is a 422, so one click can never rewrite decisions the register already carries — and accept-all's own 409 therefore names the subset call that WOULD work rather than telling you to repeat itself with a flag it cannot take. The response's replaced array reports what the write actually moved (scenario_id now accepted, replaced_scenario_id now history); it stays empty on an ordinary accept, and a version another decision moved first is absent from it.</w:t>
       </w:r>
     </w:p>
     <w:p>
@@ -20368,7 +20368,7 @@
         <w:rPr>
           <w:rFonts w:ascii="Calibri" w:cs="Calibri" w:eastAsia="Calibri" w:hAnsi="Calibri"/>
         </w:rPr>
-        <w:t xml:space="preserve"> 404 ("no treatment plan has been requested for this scenario") if the scenario has no active plan at all; 404 ("no such plan version for this scenario") if plan_id is given but doesn't match any version's id for this session+scenario; 409 version_not_active if a historical plan_id is rejected rather than approved; 409 generation_in_progress if a swap/regenerate raced the version-switch's retire step; 409 not_complete if the target plan (active or named) isn't COMPLETE; 409 scenario_not_accepted if the plan's scenario is no longer the accepted version (someone adopted a regeneration with replace_accepted) — the plan stays readable and becomes reviewable again if that version is accepted again, since a verdict belongs only on the version the register carries; 422 if decision isn't approved|rejected, comment exceeds 2000 chars, or plan_id isn't a valid GUID.</w:t>
+        <w:t xml:space="preserve"> 404 ("no treatment plan has been requested for this scenario") if the scenario has no active plan at all; 404 ("no such plan version for this scenario") if plan_id is given but doesn't match any version's id for this session+scenario; 409 version_not_active if a historical plan_id is rejected rather than approved; 409 generation_in_progress if a swap/regenerate raced the version-switch's retire step; 409 not_complete if the target plan (active or named) isn't COMPLETE; 409 scenario_not_accepted if the plan's scenario is present and no longer the accepted version (a plan whose scenario row is missing entirely stays reviewable, matching the register, which keeps those rows visible) (someone adopted a regeneration with replace_accepted) — the plan stays readable and becomes reviewable again if that version is accepted again, since a verdict belongs only on the version the register carries; 422 if decision isn't approved|rejected, comment exceeds 2000 chars, or plan_id isn't a valid GUID.</w:t>
       </w:r>
     </w:p>
     <w:p>

--- a/docs/TSG_API_Guidebook.docx
+++ b/docs/TSG_API_Guidebook.docx
@@ -9111,7 +9111,7 @@
         <w:rPr>
           <w:rFonts w:ascii="Calibri" w:cs="Calibri" w:eastAsia="Calibri" w:hAnsi="Calibri"/>
         </w:rPr>
-        <w:t xml:space="preserve">Rebuilds the narrative of one or more EXISTING scenarios in place — siblings untouched, the old version is superseded and nested under the new one. Returns immediately; the rewrite runs asynchronously. A rewrite never inherits an accept: regenerating an accepted scenario leaves that decision (and its remediation plan) on the old version until someone accepts the rewrite with replace_accepted or rejects it.</w:t>
+        <w:t xml:space="preserve">Rebuilds the narrative of one or more EXISTING scenarios in place — siblings untouched, the old version is superseded and nested under the new one. Returns immediately; the rewrite runs asynchronously. A rewrite never inherits an accept: regenerating an accepted scenario leaves that decision (and its remediation plan) on the old version until someone accepts the rewrite with replace_accepted or rejects it. GET /results says so on the card itself — the rewrite carries replaces_accepted_version naming the version it would displace, so a UI can ask before the click instead of learning it from the 409.</w:t>
       </w:r>
     </w:p>
     <w:p>

--- a/docs/TSG_API_Guidebook.docx
+++ b/docs/TSG_API_Guidebook.docx
@@ -8345,6 +8345,17 @@
           <w:rFonts w:ascii="Consolas" w:cs="Consolas" w:eastAsia="Consolas" w:hAnsi="Consolas"/>
         </w:rPr>
         <w:t xml:space="preserve">/v1/sessions/{session_id}/scenarios/reject</w:t>
+      </w:r>
+    </w:p>
+    <w:p>
+      <w:pPr>
+        <w:spacing w:after="120"/>
+      </w:pPr>
+      <w:r>
+        <w:rPr>
+          <w:rFonts w:ascii="Calibri" w:cs="Calibri" w:eastAsia="Calibri" w:hAnsi="Calibri"/>
+        </w:rPr>
+        <w:t xml:space="preserve">POST /v1/sessions/{session_id}/scenarios/{scenario_id}/unaccept — takes one acceptance back, leaving the scenario undecided and back in the review queue. The third decision, for “I accepted that by mistake and I don't want a rewrite either”, which reject (refused on an accepted scenario) and replace (needs another version to adopt) could not express. No body. Per scenario, never batched. The acceptance columns are cleared so a later re-accept records who decided THEN; nothing is erased — the original scenario_accepted row stays and a scenario_unaccepted row is appended beside it with Decision='unaccept'. Its remediation plan is untouched: it stays on this scenario, leaves the plan board and the entity register while the scenario is not accepted, cannot be reviewed there, and returns with its verdict if the scenario is accepted again — which is why there is no treatment_plan_exists refusal. Errors: 404 for an unknown id; 409 accept_conflict with details.reason='not_accepted' when the scenario is pending or rejected; the same review-gate 409s as accept.</w:t>
       </w:r>
     </w:p>
     <w:p>

--- a/docs/TSG_API_Guidebook.docx
+++ b/docs/TSG_API_Guidebook.docx
@@ -30192,6 +30192,862 @@
           <w:rFonts w:ascii="Calibri" w:cs="Calibri" w:eastAsia="Calibri" w:hAnsi="Calibri"/>
         </w:rPr>
         <w:t xml:space="preserve"> 404 NotFoundError if job_id is unknown or its marker has expired (same TTL as the Celery result backend — result_expires_seconds; an id from a long-finished job eventually 404s); 503 sse_capacity_exceeded (with a Retry-After header) if the process is already at its sse_max_concurrent_streams cap, shared across every SSE route; 401 on bad/missing admin headers.</w:t>
+      </w:r>
+    </w:p>
+    <w:p>
+      <w:pPr>
+        <w:pStyle w:val="Heading2"/>
+        <w:keepNext/>
+        <w:pBdr>
+          <w:top w:val="single" w:color="DBDEE8" w:sz="6" w:space="8"/>
+        </w:pBdr>
+        <w:spacing w:after="100" w:before="300"/>
+      </w:pPr>
+      <w:r>
+        <w:rPr>
+          <w:rFonts w:ascii="Calibri" w:cs="Calibri" w:eastAsia="Calibri" w:hAnsi="Calibri"/>
+          <w:b/>
+          <w:bCs/>
+          <w:color w:val="0369A1"/>
+        </w:rPr>
+        <w:t xml:space="preserve">GET  </w:t>
+      </w:r>
+      <w:r>
+        <w:rPr>
+          <w:rFonts w:ascii="Consolas" w:cs="Consolas" w:eastAsia="Consolas" w:hAnsi="Consolas"/>
+        </w:rPr>
+        <w:t xml:space="preserve">/v1/tsg/threat-intel/library/pending</w:t>
+      </w:r>
+    </w:p>
+    <w:p>
+      <w:pPr>
+        <w:spacing w:after="120"/>
+      </w:pPr>
+      <w:r>
+        <w:rPr>
+          <w:rFonts w:ascii="Calibri" w:cs="Calibri" w:eastAsia="Calibri" w:hAnsi="Calibri"/>
+        </w:rPr>
+        <w:t xml:space="preserve">The curator's queue: threats that promote-to-library has written but no session can see yet. Promotion mints library rows pending (IsActive=0) so an AI's invention does not become organisational ground truth unreviewed, and every retrieval read filters IsActive=1.</w:t>
+      </w:r>
+    </w:p>
+    <w:p>
+      <w:pPr>
+        <w:spacing w:after="120"/>
+      </w:pPr>
+      <w:r>
+        <w:rPr>
+          <w:rFonts w:ascii="Calibri" w:cs="Calibri" w:eastAsia="Calibri" w:hAnsi="Calibri"/>
+        </w:rPr>
+        <w:t xml:space="preserve">Auth   Same admin headers as every route on this router: X-Admin-Key + X-API-Key + X-User-Id required; X-Entity-Id unused (the library is shared across tenants); X-Tenant-Id optional.</w:t>
+      </w:r>
+    </w:p>
+    <w:p>
+      <w:pPr>
+        <w:pStyle w:val="Heading3"/>
+        <w:keepNext/>
+        <w:spacing w:after="60" w:before="180"/>
+      </w:pPr>
+      <w:r>
+        <w:t xml:space="preserve">Request</w:t>
+      </w:r>
+    </w:p>
+    <w:p>
+      <w:pPr>
+        <w:keepNext/>
+        <w:pBdr>
+          <w:top w:val="single" w:color="DBDEE8" w:sz="2" w:space="3"/>
+          <w:left w:val="single" w:color="4338CA" w:sz="12" w:space="6"/>
+        </w:pBdr>
+        <w:shd w:fill="F3F4F8" w:val="clear"/>
+        <w:spacing w:after="0" w:before="60" w:line="240"/>
+        <w:ind w:left="170" w:right="170"/>
+      </w:pPr>
+      <w:r>
+        <w:rPr>
+          <w:rFonts w:ascii="Consolas" w:cs="Consolas" w:eastAsia="Consolas" w:hAnsi="Consolas"/>
+          <w:sz w:val="15"/>
+          <w:szCs w:val="15"/>
+        </w:rPr>
+        <w:t xml:space="preserve">none - optional ?limit=200 (1..500).</w:t>
+      </w:r>
+    </w:p>
+    <w:p>
+      <w:pPr>
+        <w:pStyle w:val="Heading3"/>
+        <w:keepNext/>
+        <w:spacing w:after="60" w:before="180"/>
+      </w:pPr>
+      <w:r>
+        <w:t xml:space="preserve">Response</w:t>
+      </w:r>
+    </w:p>
+    <w:p>
+      <w:pPr>
+        <w:spacing w:after="120"/>
+      </w:pPr>
+      <w:r>
+        <w:rPr>
+          <w:rFonts w:ascii="Calibri" w:cs="Calibri" w:eastAsia="Calibri" w:hAnsi="Calibri"/>
+        </w:rPr>
+        <w:t xml:space="preserve">200</w:t>
+      </w:r>
+    </w:p>
+    <w:p>
+      <w:pPr>
+        <w:keepNext/>
+        <w:pBdr>
+          <w:top w:val="single" w:color="DBDEE8" w:sz="2" w:space="3"/>
+          <w:left w:val="single" w:color="4338CA" w:sz="12" w:space="6"/>
+        </w:pBdr>
+        <w:shd w:fill="F3F4F8" w:val="clear"/>
+        <w:spacing w:after="0" w:before="60" w:line="240"/>
+        <w:ind w:left="170" w:right="170"/>
+      </w:pPr>
+      <w:r>
+        <w:rPr>
+          <w:rFonts w:ascii="Consolas" w:cs="Consolas" w:eastAsia="Consolas" w:hAnsi="Consolas"/>
+          <w:sz w:val="15"/>
+          <w:szCs w:val="15"/>
+        </w:rPr>
+        <w:t xml:space="preserve">{</w:t>
+      </w:r>
+    </w:p>
+    <w:p>
+      <w:pPr>
+        <w:keepNext w:val="false"/>
+        <w:pBdr>
+          <w:left w:val="single" w:color="4338CA" w:sz="12" w:space="6"/>
+        </w:pBdr>
+        <w:shd w:fill="F3F4F8" w:val="clear"/>
+        <w:spacing w:after="0" w:before="0" w:line="240"/>
+        <w:ind w:left="170" w:right="170"/>
+      </w:pPr>
+      <w:r>
+        <w:rPr>
+          <w:rFonts w:ascii="Consolas" w:cs="Consolas" w:eastAsia="Consolas" w:hAnsi="Consolas"/>
+          <w:sz w:val="15"/>
+          <w:szCs w:val="15"/>
+        </w:rPr>
+        <w:t xml:space="preserve">  "pending_count": 1,</w:t>
+      </w:r>
+    </w:p>
+    <w:p>
+      <w:pPr>
+        <w:keepNext w:val="false"/>
+        <w:pBdr>
+          <w:left w:val="single" w:color="4338CA" w:sz="12" w:space="6"/>
+        </w:pBdr>
+        <w:shd w:fill="F3F4F8" w:val="clear"/>
+        <w:spacing w:after="0" w:before="0" w:line="240"/>
+        <w:ind w:left="170" w:right="170"/>
+      </w:pPr>
+      <w:r>
+        <w:rPr>
+          <w:rFonts w:ascii="Consolas" w:cs="Consolas" w:eastAsia="Consolas" w:hAnsi="Consolas"/>
+          <w:sz w:val="15"/>
+          <w:szCs w:val="15"/>
+        </w:rPr>
+        <w:t xml:space="preserve">  "pending": [</w:t>
+      </w:r>
+    </w:p>
+    <w:p>
+      <w:pPr>
+        <w:keepNext w:val="false"/>
+        <w:pBdr>
+          <w:left w:val="single" w:color="4338CA" w:sz="12" w:space="6"/>
+        </w:pBdr>
+        <w:shd w:fill="F3F4F8" w:val="clear"/>
+        <w:spacing w:after="0" w:before="0" w:line="240"/>
+        <w:ind w:left="170" w:right="170"/>
+      </w:pPr>
+      <w:r>
+        <w:rPr>
+          <w:rFonts w:ascii="Consolas" w:cs="Consolas" w:eastAsia="Consolas" w:hAnsi="Consolas"/>
+          <w:sz w:val="15"/>
+          <w:szCs w:val="15"/>
+        </w:rPr>
+        <w:t xml:space="preserve">    {</w:t>
+      </w:r>
+    </w:p>
+    <w:p>
+      <w:pPr>
+        <w:keepNext w:val="false"/>
+        <w:pBdr>
+          <w:left w:val="single" w:color="4338CA" w:sz="12" w:space="6"/>
+        </w:pBdr>
+        <w:shd w:fill="F3F4F8" w:val="clear"/>
+        <w:spacing w:after="0" w:before="0" w:line="240"/>
+        <w:ind w:left="170" w:right="170"/>
+      </w:pPr>
+      <w:r>
+        <w:rPr>
+          <w:rFonts w:ascii="Consolas" w:cs="Consolas" w:eastAsia="Consolas" w:hAnsi="Consolas"/>
+          <w:sz w:val="15"/>
+          <w:szCs w:val="15"/>
+        </w:rPr>
+        <w:t xml:space="preserve">      "catalogue_id": 812,</w:t>
+      </w:r>
+    </w:p>
+    <w:p>
+      <w:pPr>
+        <w:keepNext w:val="false"/>
+        <w:pBdr>
+          <w:left w:val="single" w:color="4338CA" w:sz="12" w:space="6"/>
+        </w:pBdr>
+        <w:shd w:fill="F3F4F8" w:val="clear"/>
+        <w:spacing w:after="0" w:before="0" w:line="240"/>
+        <w:ind w:left="170" w:right="170"/>
+      </w:pPr>
+      <w:r>
+        <w:rPr>
+          <w:rFonts w:ascii="Consolas" w:cs="Consolas" w:eastAsia="Consolas" w:hAnsi="Consolas"/>
+          <w:sz w:val="15"/>
+          <w:szCs w:val="15"/>
+        </w:rPr>
+        <w:t xml:space="preserve">      "threat_name": "Unpatched firmware on the RTU",</w:t>
+      </w:r>
+    </w:p>
+    <w:p>
+      <w:pPr>
+        <w:keepNext w:val="false"/>
+        <w:pBdr>
+          <w:left w:val="single" w:color="4338CA" w:sz="12" w:space="6"/>
+        </w:pBdr>
+        <w:shd w:fill="F3F4F8" w:val="clear"/>
+        <w:spacing w:after="0" w:before="0" w:line="240"/>
+        <w:ind w:left="170" w:right="170"/>
+      </w:pPr>
+      <w:r>
+        <w:rPr>
+          <w:rFonts w:ascii="Consolas" w:cs="Consolas" w:eastAsia="Consolas" w:hAnsi="Consolas"/>
+          <w:sz w:val="15"/>
+          <w:szCs w:val="15"/>
+        </w:rPr>
+        <w:t xml:space="preserve">      "source": "promote-api",</w:t>
+      </w:r>
+    </w:p>
+    <w:p>
+      <w:pPr>
+        <w:keepNext w:val="false"/>
+        <w:pBdr>
+          <w:left w:val="single" w:color="4338CA" w:sz="12" w:space="6"/>
+        </w:pBdr>
+        <w:shd w:fill="F3F4F8" w:val="clear"/>
+        <w:spacing w:after="0" w:before="0" w:line="240"/>
+        <w:ind w:left="170" w:right="170"/>
+      </w:pPr>
+      <w:r>
+        <w:rPr>
+          <w:rFonts w:ascii="Consolas" w:cs="Consolas" w:eastAsia="Consolas" w:hAnsi="Consolas"/>
+          <w:sz w:val="15"/>
+          <w:szCs w:val="15"/>
+        </w:rPr>
+        <w:t xml:space="preserve">      "created_at": "2026-09-14T08:22:11Z",</w:t>
+      </w:r>
+    </w:p>
+    <w:p>
+      <w:pPr>
+        <w:keepNext w:val="false"/>
+        <w:pBdr>
+          <w:left w:val="single" w:color="4338CA" w:sz="12" w:space="6"/>
+        </w:pBdr>
+        <w:shd w:fill="F3F4F8" w:val="clear"/>
+        <w:spacing w:after="0" w:before="0" w:line="240"/>
+        <w:ind w:left="170" w:right="170"/>
+      </w:pPr>
+      <w:r>
+        <w:rPr>
+          <w:rFonts w:ascii="Consolas" w:cs="Consolas" w:eastAsia="Consolas" w:hAnsi="Consolas"/>
+          <w:sz w:val="15"/>
+          <w:szCs w:val="15"/>
+        </w:rPr>
+        <w:t xml:space="preserve">      "type_id": 57,</w:t>
+      </w:r>
+    </w:p>
+    <w:p>
+      <w:pPr>
+        <w:keepNext w:val="false"/>
+        <w:pBdr>
+          <w:left w:val="single" w:color="4338CA" w:sz="12" w:space="6"/>
+        </w:pBdr>
+        <w:shd w:fill="F3F4F8" w:val="clear"/>
+        <w:spacing w:after="0" w:before="0" w:line="240"/>
+        <w:ind w:left="170" w:right="170"/>
+      </w:pPr>
+      <w:r>
+        <w:rPr>
+          <w:rFonts w:ascii="Consolas" w:cs="Consolas" w:eastAsia="Consolas" w:hAnsi="Consolas"/>
+          <w:sz w:val="15"/>
+          <w:szCs w:val="15"/>
+        </w:rPr>
+        <w:t xml:space="preserve">      "type_name": "Firmware Tampering",</w:t>
+      </w:r>
+    </w:p>
+    <w:p>
+      <w:pPr>
+        <w:keepNext w:val="false"/>
+        <w:pBdr>
+          <w:left w:val="single" w:color="4338CA" w:sz="12" w:space="6"/>
+        </w:pBdr>
+        <w:shd w:fill="F3F4F8" w:val="clear"/>
+        <w:spacing w:after="0" w:before="0" w:line="240"/>
+        <w:ind w:left="170" w:right="170"/>
+      </w:pPr>
+      <w:r>
+        <w:rPr>
+          <w:rFonts w:ascii="Consolas" w:cs="Consolas" w:eastAsia="Consolas" w:hAnsi="Consolas"/>
+          <w:sz w:val="15"/>
+          <w:szCs w:val="15"/>
+        </w:rPr>
+        <w:t xml:space="preserve">      "type_is_pending": true,</w:t>
+      </w:r>
+    </w:p>
+    <w:p>
+      <w:pPr>
+        <w:keepNext w:val="false"/>
+        <w:pBdr>
+          <w:left w:val="single" w:color="4338CA" w:sz="12" w:space="6"/>
+        </w:pBdr>
+        <w:shd w:fill="F3F4F8" w:val="clear"/>
+        <w:spacing w:after="0" w:before="0" w:line="240"/>
+        <w:ind w:left="170" w:right="170"/>
+      </w:pPr>
+      <w:r>
+        <w:rPr>
+          <w:rFonts w:ascii="Consolas" w:cs="Consolas" w:eastAsia="Consolas" w:hAnsi="Consolas"/>
+          <w:sz w:val="15"/>
+          <w:szCs w:val="15"/>
+        </w:rPr>
+        <w:t xml:space="preserve">      "type_is_deleted": false</w:t>
+      </w:r>
+    </w:p>
+    <w:p>
+      <w:pPr>
+        <w:keepNext w:val="false"/>
+        <w:pBdr>
+          <w:left w:val="single" w:color="4338CA" w:sz="12" w:space="6"/>
+        </w:pBdr>
+        <w:shd w:fill="F3F4F8" w:val="clear"/>
+        <w:spacing w:after="0" w:before="0" w:line="240"/>
+        <w:ind w:left="170" w:right="170"/>
+      </w:pPr>
+      <w:r>
+        <w:rPr>
+          <w:rFonts w:ascii="Consolas" w:cs="Consolas" w:eastAsia="Consolas" w:hAnsi="Consolas"/>
+          <w:sz w:val="15"/>
+          <w:szCs w:val="15"/>
+        </w:rPr>
+        <w:t xml:space="preserve">    }</w:t>
+      </w:r>
+    </w:p>
+    <w:p>
+      <w:pPr>
+        <w:keepNext w:val="false"/>
+        <w:pBdr>
+          <w:left w:val="single" w:color="4338CA" w:sz="12" w:space="6"/>
+        </w:pBdr>
+        <w:shd w:fill="F3F4F8" w:val="clear"/>
+        <w:spacing w:after="0" w:before="0" w:line="240"/>
+        <w:ind w:left="170" w:right="170"/>
+      </w:pPr>
+      <w:r>
+        <w:rPr>
+          <w:rFonts w:ascii="Consolas" w:cs="Consolas" w:eastAsia="Consolas" w:hAnsi="Consolas"/>
+          <w:sz w:val="15"/>
+          <w:szCs w:val="15"/>
+        </w:rPr>
+        <w:t xml:space="preserve">  ]</w:t>
+      </w:r>
+    </w:p>
+    <w:p>
+      <w:pPr>
+        <w:keepNext w:val="false"/>
+        <w:pBdr>
+          <w:left w:val="single" w:color="4338CA" w:sz="12" w:space="6"/>
+        </w:pBdr>
+        <w:shd w:fill="F3F4F8" w:val="clear"/>
+        <w:spacing w:after="0" w:before="0" w:line="240"/>
+        <w:ind w:left="170" w:right="170"/>
+      </w:pPr>
+      <w:r>
+        <w:rPr>
+          <w:rFonts w:ascii="Consolas" w:cs="Consolas" w:eastAsia="Consolas" w:hAnsi="Consolas"/>
+          <w:sz w:val="15"/>
+          <w:szCs w:val="15"/>
+        </w:rPr>
+        <w:t xml:space="preserve">}</w:t>
+      </w:r>
+    </w:p>
+    <w:p>
+      <w:pPr>
+        <w:pStyle w:val="Heading3"/>
+        <w:keepNext/>
+        <w:spacing w:after="60" w:before="180"/>
+      </w:pPr>
+      <w:r>
+        <w:t xml:space="preserve">Verify in the database</w:t>
+      </w:r>
+    </w:p>
+    <w:p>
+      <w:pPr>
+        <w:keepNext/>
+        <w:pBdr>
+          <w:top w:val="single" w:color="DBDEE8" w:sz="2" w:space="3"/>
+          <w:left w:val="single" w:color="4338CA" w:sz="12" w:space="6"/>
+        </w:pBdr>
+        <w:shd w:fill="F3F4F8" w:val="clear"/>
+        <w:spacing w:after="0" w:before="60" w:line="240"/>
+        <w:ind w:left="170" w:right="170"/>
+      </w:pPr>
+      <w:r>
+        <w:rPr>
+          <w:rFonts w:ascii="Consolas" w:cs="Consolas" w:eastAsia="Consolas" w:hAnsi="Consolas"/>
+          <w:sz w:val="15"/>
+          <w:szCs w:val="15"/>
+        </w:rPr>
+        <w:t xml:space="preserve">SELECT ThreatCatalogueID, ThreatName, IsActive FROM Threat_Catalogue</w:t>
+      </w:r>
+    </w:p>
+    <w:p>
+      <w:pPr>
+        <w:keepNext w:val="false"/>
+        <w:pBdr>
+          <w:left w:val="single" w:color="4338CA" w:sz="12" w:space="6"/>
+        </w:pBdr>
+        <w:shd w:fill="F3F4F8" w:val="clear"/>
+        <w:spacing w:after="0" w:before="0" w:line="240"/>
+        <w:ind w:left="170" w:right="170"/>
+      </w:pPr>
+      <w:r>
+        <w:rPr>
+          <w:rFonts w:ascii="Consolas" w:cs="Consolas" w:eastAsia="Consolas" w:hAnsi="Consolas"/>
+          <w:sz w:val="15"/>
+          <w:szCs w:val="15"/>
+        </w:rPr>
+        <w:t xml:space="preserve">WHERE IsActive = 0 AND IsDeleted = 0;</w:t>
+      </w:r>
+    </w:p>
+    <w:p>
+      <w:pPr>
+        <w:spacing w:after="120"/>
+      </w:pPr>
+      <w:r>
+        <w:rPr>
+          <w:rFonts w:ascii="Calibri" w:cs="Calibri" w:eastAsia="Calibri" w:hAnsi="Calibri"/>
+        </w:rPr>
+        <w:t xml:space="preserve">Implementation notes &amp; error cases</w:t>
+      </w:r>
+    </w:p>
+    <w:p>
+      <w:pPr>
+        <w:spacing w:after="120"/>
+      </w:pPr>
+      <w:r>
+        <w:rPr>
+          <w:rFonts w:ascii="Calibri" w:cs="Calibri" w:eastAsia="Calibri" w:hAnsi="Calibri"/>
+        </w:rPr>
+        <w:t xml:space="preserve">Read type_is_pending. Retrieval matches a TYPE first and a threat name second, so a threat under a pending type stays unreachable however you treat the threat itself - approving handles both halves, and this field is here so the queue tells the truth about what is blocking what. A row whose parent type was soft-deleted is listed with type_is_deleted true rather than hidden: approving cannot rescue it, and a curator needs to see the orphan instead of wondering where it went.</w:t>
+      </w:r>
+    </w:p>
+    <w:p>
+      <w:pPr>
+        <w:spacing w:after="120"/>
+      </w:pPr>
+      <w:r>
+        <w:rPr>
+          <w:rFonts w:ascii="Calibri" w:cs="Calibri" w:eastAsia="Calibri" w:hAnsi="Calibri"/>
+        </w:rPr>
+        <w:t xml:space="preserve">Errors   401 on bad/missing admin headers; 422 if limit is outside 1..500.</w:t>
+      </w:r>
+    </w:p>
+    <w:p>
+      <w:pPr>
+        <w:pStyle w:val="Heading2"/>
+        <w:keepNext/>
+        <w:pBdr>
+          <w:top w:val="single" w:color="DBDEE8" w:sz="6" w:space="8"/>
+        </w:pBdr>
+        <w:spacing w:after="100" w:before="300"/>
+      </w:pPr>
+      <w:r>
+        <w:rPr>
+          <w:rFonts w:ascii="Calibri" w:cs="Calibri" w:eastAsia="Calibri" w:hAnsi="Calibri"/>
+          <w:b/>
+          <w:bCs/>
+          <w:color w:val="B45309"/>
+        </w:rPr>
+        <w:t xml:space="preserve">POST  </w:t>
+      </w:r>
+      <w:r>
+        <w:rPr>
+          <w:rFonts w:ascii="Consolas" w:cs="Consolas" w:eastAsia="Consolas" w:hAnsi="Consolas"/>
+        </w:rPr>
+        <w:t xml:space="preserve">/v1/tsg/threat-intel/library/threats/approve</w:t>
+      </w:r>
+    </w:p>
+    <w:p>
+      <w:pPr>
+        <w:spacing w:after="120"/>
+      </w:pPr>
+      <w:r>
+        <w:rPr>
+          <w:rFonts w:ascii="Calibri" w:cs="Calibri" w:eastAsia="Calibri" w:hAnsi="Calibri"/>
+        </w:rPr>
+        <w:t xml:space="preserve">Approves promoted threats so sessions can retrieve them - the step that makes promote-to-library mean something. Until it runs, a promoted threat sits pending and every new session re-invents it as unverified instead of matching the library row already there.</w:t>
+      </w:r>
+    </w:p>
+    <w:p>
+      <w:pPr>
+        <w:spacing w:after="120"/>
+      </w:pPr>
+      <w:r>
+        <w:rPr>
+          <w:rFonts w:ascii="Calibri" w:cs="Calibri" w:eastAsia="Calibri" w:hAnsi="Calibri"/>
+        </w:rPr>
+        <w:t xml:space="preserve">Auth   Same admin headers as every route on this router: X-Admin-Key + X-API-Key + X-User-Id required; X-Entity-Id unused (the library is shared across tenants); X-Tenant-Id optional.</w:t>
+      </w:r>
+    </w:p>
+    <w:p>
+      <w:pPr>
+        <w:pStyle w:val="Heading3"/>
+        <w:keepNext/>
+        <w:spacing w:after="60" w:before="180"/>
+      </w:pPr>
+      <w:r>
+        <w:t xml:space="preserve">Request</w:t>
+      </w:r>
+    </w:p>
+    <w:p>
+      <w:pPr>
+        <w:keepNext/>
+        <w:pBdr>
+          <w:top w:val="single" w:color="DBDEE8" w:sz="2" w:space="3"/>
+          <w:left w:val="single" w:color="4338CA" w:sz="12" w:space="6"/>
+        </w:pBdr>
+        <w:shd w:fill="F3F4F8" w:val="clear"/>
+        <w:spacing w:after="0" w:before="60" w:line="240"/>
+        <w:ind w:left="170" w:right="170"/>
+      </w:pPr>
+      <w:r>
+        <w:rPr>
+          <w:rFonts w:ascii="Consolas" w:cs="Consolas" w:eastAsia="Consolas" w:hAnsi="Consolas"/>
+          <w:sz w:val="15"/>
+          <w:szCs w:val="15"/>
+        </w:rPr>
+        <w:t xml:space="preserve">{</w:t>
+      </w:r>
+    </w:p>
+    <w:p>
+      <w:pPr>
+        <w:keepNext w:val="false"/>
+        <w:pBdr>
+          <w:left w:val="single" w:color="4338CA" w:sz="12" w:space="6"/>
+        </w:pBdr>
+        <w:shd w:fill="F3F4F8" w:val="clear"/>
+        <w:spacing w:after="0" w:before="0" w:line="240"/>
+        <w:ind w:left="170" w:right="170"/>
+      </w:pPr>
+      <w:r>
+        <w:rPr>
+          <w:rFonts w:ascii="Consolas" w:cs="Consolas" w:eastAsia="Consolas" w:hAnsi="Consolas"/>
+          <w:sz w:val="15"/>
+          <w:szCs w:val="15"/>
+        </w:rPr>
+        <w:t xml:space="preserve">  "catalogue_ids": [812, 813]</w:t>
+      </w:r>
+    </w:p>
+    <w:p>
+      <w:pPr>
+        <w:keepNext w:val="false"/>
+        <w:pBdr>
+          <w:left w:val="single" w:color="4338CA" w:sz="12" w:space="6"/>
+        </w:pBdr>
+        <w:shd w:fill="F3F4F8" w:val="clear"/>
+        <w:spacing w:after="0" w:before="0" w:line="240"/>
+        <w:ind w:left="170" w:right="170"/>
+      </w:pPr>
+      <w:r>
+        <w:rPr>
+          <w:rFonts w:ascii="Consolas" w:cs="Consolas" w:eastAsia="Consolas" w:hAnsi="Consolas"/>
+          <w:sz w:val="15"/>
+          <w:szCs w:val="15"/>
+        </w:rPr>
+        <w:t xml:space="preserve">}</w:t>
+      </w:r>
+    </w:p>
+    <w:p>
+      <w:pPr>
+        <w:pStyle w:val="Heading3"/>
+        <w:keepNext/>
+        <w:spacing w:after="60" w:before="180"/>
+      </w:pPr>
+      <w:r>
+        <w:t xml:space="preserve">Response</w:t>
+      </w:r>
+    </w:p>
+    <w:p>
+      <w:pPr>
+        <w:spacing w:after="120"/>
+      </w:pPr>
+      <w:r>
+        <w:rPr>
+          <w:rFonts w:ascii="Calibri" w:cs="Calibri" w:eastAsia="Calibri" w:hAnsi="Calibri"/>
+        </w:rPr>
+        <w:t xml:space="preserve">200</w:t>
+      </w:r>
+    </w:p>
+    <w:p>
+      <w:pPr>
+        <w:keepNext/>
+        <w:pBdr>
+          <w:top w:val="single" w:color="DBDEE8" w:sz="2" w:space="3"/>
+          <w:left w:val="single" w:color="4338CA" w:sz="12" w:space="6"/>
+        </w:pBdr>
+        <w:shd w:fill="F3F4F8" w:val="clear"/>
+        <w:spacing w:after="0" w:before="60" w:line="240"/>
+        <w:ind w:left="170" w:right="170"/>
+      </w:pPr>
+      <w:r>
+        <w:rPr>
+          <w:rFonts w:ascii="Consolas" w:cs="Consolas" w:eastAsia="Consolas" w:hAnsi="Consolas"/>
+          <w:sz w:val="15"/>
+          <w:szCs w:val="15"/>
+        </w:rPr>
+        <w:t xml:space="preserve">{</w:t>
+      </w:r>
+    </w:p>
+    <w:p>
+      <w:pPr>
+        <w:keepNext w:val="false"/>
+        <w:pBdr>
+          <w:left w:val="single" w:color="4338CA" w:sz="12" w:space="6"/>
+        </w:pBdr>
+        <w:shd w:fill="F3F4F8" w:val="clear"/>
+        <w:spacing w:after="0" w:before="0" w:line="240"/>
+        <w:ind w:left="170" w:right="170"/>
+      </w:pPr>
+      <w:r>
+        <w:rPr>
+          <w:rFonts w:ascii="Consolas" w:cs="Consolas" w:eastAsia="Consolas" w:hAnsi="Consolas"/>
+          <w:sz w:val="15"/>
+          <w:szCs w:val="15"/>
+        </w:rPr>
+        <w:t xml:space="preserve">  "approved_count": 1,</w:t>
+      </w:r>
+    </w:p>
+    <w:p>
+      <w:pPr>
+        <w:keepNext w:val="false"/>
+        <w:pBdr>
+          <w:left w:val="single" w:color="4338CA" w:sz="12" w:space="6"/>
+        </w:pBdr>
+        <w:shd w:fill="F3F4F8" w:val="clear"/>
+        <w:spacing w:after="0" w:before="0" w:line="240"/>
+        <w:ind w:left="170" w:right="170"/>
+      </w:pPr>
+      <w:r>
+        <w:rPr>
+          <w:rFonts w:ascii="Consolas" w:cs="Consolas" w:eastAsia="Consolas" w:hAnsi="Consolas"/>
+          <w:sz w:val="15"/>
+          <w:szCs w:val="15"/>
+        </w:rPr>
+        <w:t xml:space="preserve">  "results": [</w:t>
+      </w:r>
+    </w:p>
+    <w:p>
+      <w:pPr>
+        <w:keepNext w:val="false"/>
+        <w:pBdr>
+          <w:left w:val="single" w:color="4338CA" w:sz="12" w:space="6"/>
+        </w:pBdr>
+        <w:shd w:fill="F3F4F8" w:val="clear"/>
+        <w:spacing w:after="0" w:before="0" w:line="240"/>
+        <w:ind w:left="170" w:right="170"/>
+      </w:pPr>
+      <w:r>
+        <w:rPr>
+          <w:rFonts w:ascii="Consolas" w:cs="Consolas" w:eastAsia="Consolas" w:hAnsi="Consolas"/>
+          <w:sz w:val="15"/>
+          <w:szCs w:val="15"/>
+        </w:rPr>
+        <w:t xml:space="preserve">    {"catalogue_id": 812, "status": "approved", "type_activated": true},</w:t>
+      </w:r>
+    </w:p>
+    <w:p>
+      <w:pPr>
+        <w:keepNext w:val="false"/>
+        <w:pBdr>
+          <w:left w:val="single" w:color="4338CA" w:sz="12" w:space="6"/>
+        </w:pBdr>
+        <w:shd w:fill="F3F4F8" w:val="clear"/>
+        <w:spacing w:after="0" w:before="0" w:line="240"/>
+        <w:ind w:left="170" w:right="170"/>
+      </w:pPr>
+      <w:r>
+        <w:rPr>
+          <w:rFonts w:ascii="Consolas" w:cs="Consolas" w:eastAsia="Consolas" w:hAnsi="Consolas"/>
+          <w:sz w:val="15"/>
+          <w:szCs w:val="15"/>
+        </w:rPr>
+        <w:t xml:space="preserve">    {"catalogue_id": 813, "status": "already_approved", "type_activated": false},</w:t>
+      </w:r>
+    </w:p>
+    <w:p>
+      <w:pPr>
+        <w:keepNext w:val="false"/>
+        <w:pBdr>
+          <w:left w:val="single" w:color="4338CA" w:sz="12" w:space="6"/>
+        </w:pBdr>
+        <w:shd w:fill="F3F4F8" w:val="clear"/>
+        <w:spacing w:after="0" w:before="0" w:line="240"/>
+        <w:ind w:left="170" w:right="170"/>
+      </w:pPr>
+      <w:r>
+        <w:rPr>
+          <w:rFonts w:ascii="Consolas" w:cs="Consolas" w:eastAsia="Consolas" w:hAnsi="Consolas"/>
+          <w:sz w:val="15"/>
+          <w:szCs w:val="15"/>
+        </w:rPr>
+        <w:t xml:space="preserve">    {"catalogue_id": 999, "status": "not_found", "type_activated": false}</w:t>
+      </w:r>
+    </w:p>
+    <w:p>
+      <w:pPr>
+        <w:keepNext w:val="false"/>
+        <w:pBdr>
+          <w:left w:val="single" w:color="4338CA" w:sz="12" w:space="6"/>
+        </w:pBdr>
+        <w:shd w:fill="F3F4F8" w:val="clear"/>
+        <w:spacing w:after="0" w:before="0" w:line="240"/>
+        <w:ind w:left="170" w:right="170"/>
+      </w:pPr>
+      <w:r>
+        <w:rPr>
+          <w:rFonts w:ascii="Consolas" w:cs="Consolas" w:eastAsia="Consolas" w:hAnsi="Consolas"/>
+          <w:sz w:val="15"/>
+          <w:szCs w:val="15"/>
+        </w:rPr>
+        <w:t xml:space="preserve">  ]</w:t>
+      </w:r>
+    </w:p>
+    <w:p>
+      <w:pPr>
+        <w:keepNext w:val="false"/>
+        <w:pBdr>
+          <w:left w:val="single" w:color="4338CA" w:sz="12" w:space="6"/>
+        </w:pBdr>
+        <w:shd w:fill="F3F4F8" w:val="clear"/>
+        <w:spacing w:after="0" w:before="0" w:line="240"/>
+        <w:ind w:left="170" w:right="170"/>
+      </w:pPr>
+      <w:r>
+        <w:rPr>
+          <w:rFonts w:ascii="Consolas" w:cs="Consolas" w:eastAsia="Consolas" w:hAnsi="Consolas"/>
+          <w:sz w:val="15"/>
+          <w:szCs w:val="15"/>
+        </w:rPr>
+        <w:t xml:space="preserve">}</w:t>
+      </w:r>
+    </w:p>
+    <w:p>
+      <w:pPr>
+        <w:pStyle w:val="Heading3"/>
+        <w:keepNext/>
+        <w:spacing w:after="60" w:before="180"/>
+      </w:pPr>
+      <w:r>
+        <w:t xml:space="preserve">Verify in the database</w:t>
+      </w:r>
+    </w:p>
+    <w:p>
+      <w:pPr>
+        <w:keepNext/>
+        <w:pBdr>
+          <w:top w:val="single" w:color="DBDEE8" w:sz="2" w:space="3"/>
+          <w:left w:val="single" w:color="4338CA" w:sz="12" w:space="6"/>
+        </w:pBdr>
+        <w:shd w:fill="F3F4F8" w:val="clear"/>
+        <w:spacing w:after="0" w:before="60" w:line="240"/>
+        <w:ind w:left="170" w:right="170"/>
+      </w:pPr>
+      <w:r>
+        <w:rPr>
+          <w:rFonts w:ascii="Consolas" w:cs="Consolas" w:eastAsia="Consolas" w:hAnsi="Consolas"/>
+          <w:sz w:val="15"/>
+          <w:szCs w:val="15"/>
+        </w:rPr>
+        <w:t xml:space="preserve">SELECT ThreatCatalogueID, IsActive, UpdatedBy, UpdatedAt FROM Threat_Catalogue</w:t>
+      </w:r>
+    </w:p>
+    <w:p>
+      <w:pPr>
+        <w:keepNext w:val="false"/>
+        <w:pBdr>
+          <w:left w:val="single" w:color="4338CA" w:sz="12" w:space="6"/>
+        </w:pBdr>
+        <w:shd w:fill="F3F4F8" w:val="clear"/>
+        <w:spacing w:after="0" w:before="0" w:line="240"/>
+        <w:ind w:left="170" w:right="170"/>
+      </w:pPr>
+      <w:r>
+        <w:rPr>
+          <w:rFonts w:ascii="Consolas" w:cs="Consolas" w:eastAsia="Consolas" w:hAnsi="Consolas"/>
+          <w:sz w:val="15"/>
+          <w:szCs w:val="15"/>
+        </w:rPr>
+        <w:t xml:space="preserve">WHERE ThreatCatalogueID = 812;</w:t>
+      </w:r>
+    </w:p>
+    <w:p>
+      <w:pPr>
+        <w:keepNext w:val="false"/>
+        <w:pBdr>
+          <w:left w:val="single" w:color="4338CA" w:sz="12" w:space="6"/>
+        </w:pBdr>
+        <w:shd w:fill="F3F4F8" w:val="clear"/>
+        <w:spacing w:after="0" w:before="0" w:line="240"/>
+        <w:ind w:left="170" w:right="170"/>
+      </w:pPr>
+      <w:r>
+        <w:rPr>
+          <w:rFonts w:ascii="Consolas" w:cs="Consolas" w:eastAsia="Consolas" w:hAnsi="Consolas"/>
+          <w:sz w:val="15"/>
+          <w:szCs w:val="15"/>
+        </w:rPr>
+        <w:t xml:space="preserve">SELECT ThreatTypeID, IsActive FROM Threat_Type WHERE ThreatTypeID = 57;</w:t>
+      </w:r>
+    </w:p>
+    <w:p>
+      <w:pPr>
+        <w:spacing w:after="120"/>
+      </w:pPr>
+      <w:r>
+        <w:rPr>
+          <w:rFonts w:ascii="Calibri" w:cs="Calibri" w:eastAsia="Calibri" w:hAnsi="Calibri"/>
+        </w:rPr>
+        <w:t xml:space="preserve">Implementation notes &amp; error cases</w:t>
+      </w:r>
+    </w:p>
+    <w:p>
+      <w:pPr>
+        <w:spacing w:after="120"/>
+      </w:pPr>
+      <w:r>
+        <w:rPr>
+          <w:rFonts w:ascii="Calibri" w:cs="Calibri" w:eastAsia="Calibri" w:hAnsi="Calibri"/>
+        </w:rPr>
+        <w:t xml:space="preserve">Approving a threat also approves its TYPE when that is pending too, because retrieval needs both - type_activated says whether it had to, and a type shared by several ids in one batch is approved once. Named ids only, capped at 100: there is deliberately no 'approve everything pending', because one such call would make every AI-invented threat official in a keystroke, which is the review the pending state exists to force. Per-item results, so an unknown or soft-deleted id comes back not_found while the rest of the batch still approves. Idempotent - approving an approved id is already_approved, not an error, and approved_count counts real writes rather than ids you sent. A threat whose parent type was soft-deleted answers not_found and writes nothing: approving could not make it retrievable, so claiming success would be the false success this route exists to end.</w:t>
+      </w:r>
+    </w:p>
+    <w:p>
+      <w:pPr>
+        <w:spacing w:after="120"/>
+      </w:pPr>
+      <w:r>
+        <w:rPr>
+          <w:rFonts w:ascii="Calibri" w:cs="Calibri" w:eastAsia="Calibri" w:hAnsi="Calibri"/>
+        </w:rPr>
+        <w:t xml:space="preserve">Errors   401 on bad/missing admin headers; 422 for an empty list or more than 100 ids.</w:t>
       </w:r>
     </w:p>
     <w:p>
